--- a/CYBER2300/RoutingAndNAT.docx
+++ b/CYBER2300/RoutingAndNAT.docx
@@ -7,62 +7,45 @@
         <w:spacing w:line="240" w:lineRule="auto"/>
         <w:rPr>
           <w:rFonts w:ascii="Times New Roman" w:hAnsi="Times New Roman" w:cs="Times New Roman"/>
+          <w:sz w:val="22"/>
+          <w:szCs w:val="22"/>
+        </w:rPr>
+      </w:pPr>
+      <w:r>
+        <w:rPr>
+          <w:rFonts w:ascii="Times New Roman" w:hAnsi="Times New Roman" w:cs="Times New Roman"/>
+          <w:sz w:val="22"/>
+          <w:szCs w:val="22"/>
+        </w:rPr>
+        <w:t xml:space="preserve">This screenshot is of all the </w:t>
+      </w:r>
+      <w:r>
+        <w:rPr>
+          <w:rFonts w:ascii="Times New Roman" w:hAnsi="Times New Roman" w:cs="Times New Roman"/>
+          <w:sz w:val="22"/>
+          <w:szCs w:val="22"/>
+        </w:rPr>
+        <w:t>pings working from PC0</w:t>
+      </w:r>
+    </w:p>
+    <w:p>
+      <w:pPr>
+        <w:spacing w:line="240" w:lineRule="auto"/>
+        <w:rPr>
+          <w:rFonts w:ascii="Times New Roman" w:hAnsi="Times New Roman" w:cs="Times New Roman"/>
+          <w:sz w:val="22"/>
+          <w:szCs w:val="22"/>
         </w:rPr>
       </w:pPr>
       <w:r>
         <w:rPr>
           <w:rFonts w:ascii="Times New Roman" w:hAnsi="Times New Roman" w:cs="Times New Roman"/>
           <w:noProof/>
+          <w:sz w:val="22"/>
+          <w:szCs w:val="22"/>
         </w:rPr>
         <w:drawing>
-          <wp:inline distT="0" distB="0" distL="0" distR="0" wp14:anchorId="0F33396E" wp14:editId="12F32EE4">
-            <wp:extent cx="5943600" cy="3342005"/>
-            <wp:effectExtent l="0" t="0" r="0" b="0"/>
-            <wp:docPr id="1312863495" name="Picture 1"/>
-            <wp:cNvGraphicFramePr>
-              <a:graphicFrameLocks xmlns:a="http://schemas.openxmlformats.org/drawingml/2006/main" noChangeAspect="1"/>
-            </wp:cNvGraphicFramePr>
-            <a:graphic xmlns:a="http://schemas.openxmlformats.org/drawingml/2006/main">
-              <a:graphicData uri="http://schemas.openxmlformats.org/drawingml/2006/picture">
-                <pic:pic xmlns:pic="http://schemas.openxmlformats.org/drawingml/2006/picture">
-                  <pic:nvPicPr>
-                    <pic:cNvPr id="1312863495" name="Picture 1312863495"/>
-                    <pic:cNvPicPr/>
-                  </pic:nvPicPr>
-                  <pic:blipFill>
-                    <a:blip r:embed="rId4" cstate="print">
-                      <a:extLst>
-                        <a:ext uri="{28A0092B-C50C-407E-A947-70E740481C1C}">
-                          <a14:useLocalDpi xmlns:a14="http://schemas.microsoft.com/office/drawing/2010/main" val="0"/>
-                        </a:ext>
-                      </a:extLst>
-                    </a:blip>
-                    <a:stretch>
-                      <a:fillRect/>
-                    </a:stretch>
-                  </pic:blipFill>
-                  <pic:spPr>
-                    <a:xfrm>
-                      <a:off x="0" y="0"/>
-                      <a:ext cx="5943600" cy="3342005"/>
-                    </a:xfrm>
-                    <a:prstGeom prst="rect">
-                      <a:avLst/>
-                    </a:prstGeom>
-                  </pic:spPr>
-                </pic:pic>
-              </a:graphicData>
-            </a:graphic>
-          </wp:inline>
-        </w:drawing>
-      </w:r>
-      <w:r>
-        <w:rPr>
-          <w:rFonts w:ascii="Times New Roman" w:hAnsi="Times New Roman" w:cs="Times New Roman"/>
-          <w:noProof/>
-        </w:rPr>
-        <w:drawing>
-          <wp:inline distT="0" distB="0" distL="0" distR="0" wp14:anchorId="52467CD2" wp14:editId="0EBD65B3">
+          <wp:inline distT="0" distB="0" distL="0" distR="0" wp14:anchorId="52467CD2" wp14:editId="581A08B7">
             <wp:extent cx="5943600" cy="3355975"/>
             <wp:effectExtent l="0" t="0" r="0" b="0"/>
             <wp:docPr id="1785944626" name="Picture 2"/>
@@ -103,12 +86,31 @@
           </wp:inline>
         </w:drawing>
       </w:r>
+    </w:p>
+    <w:p>
+      <w:pPr>
+        <w:spacing w:line="240" w:lineRule="auto"/>
+        <w:rPr>
+          <w:rFonts w:ascii="Times New Roman" w:hAnsi="Times New Roman" w:cs="Times New Roman"/>
+          <w:sz w:val="22"/>
+          <w:szCs w:val="22"/>
+        </w:rPr>
+      </w:pPr>
+      <w:r>
+        <w:rPr>
+          <w:rFonts w:ascii="Times New Roman" w:hAnsi="Times New Roman" w:cs="Times New Roman"/>
+          <w:sz w:val="22"/>
+          <w:szCs w:val="22"/>
+        </w:rPr>
+        <w:t>This is the Topology</w:t>
+      </w:r>
       <w:r>
         <w:rPr>
           <w:rFonts w:ascii="Times New Roman" w:hAnsi="Times New Roman" w:cs="Times New Roman"/>
           <w:noProof/>
-        </w:rPr>
-        <w:lastRenderedPageBreak/>
+          <w:sz w:val="22"/>
+          <w:szCs w:val="22"/>
+        </w:rPr>
         <w:drawing>
           <wp:inline distT="0" distB="0" distL="0" distR="0" wp14:anchorId="31EA98D1" wp14:editId="3A3141FD">
             <wp:extent cx="5943600" cy="3342005"/>
@@ -151,10 +153,40 @@
           </wp:inline>
         </w:drawing>
       </w:r>
-      <w:r>
+    </w:p>
+    <w:p>
+      <w:pPr>
+        <w:spacing w:line="240" w:lineRule="auto"/>
         <w:rPr>
           <w:rFonts w:ascii="Times New Roman" w:hAnsi="Times New Roman" w:cs="Times New Roman"/>
           <w:noProof/>
+          <w:sz w:val="22"/>
+          <w:szCs w:val="22"/>
+        </w:rPr>
+      </w:pPr>
+      <w:r>
+        <w:rPr>
+          <w:rFonts w:ascii="Times New Roman" w:hAnsi="Times New Roman" w:cs="Times New Roman"/>
+          <w:sz w:val="22"/>
+          <w:szCs w:val="22"/>
+        </w:rPr>
+        <w:lastRenderedPageBreak/>
+        <w:t xml:space="preserve">This </w:t>
+      </w:r>
+      <w:r>
+        <w:rPr>
+          <w:rFonts w:ascii="Times New Roman" w:hAnsi="Times New Roman" w:cs="Times New Roman"/>
+          <w:sz w:val="22"/>
+          <w:szCs w:val="22"/>
+        </w:rPr>
+        <w:t>is proof that the website is accessible from PC0 and server0.</w:t>
+      </w:r>
+      <w:r>
+        <w:rPr>
+          <w:rFonts w:ascii="Times New Roman" w:hAnsi="Times New Roman" w:cs="Times New Roman"/>
+          <w:noProof/>
+          <w:sz w:val="22"/>
+          <w:szCs w:val="22"/>
         </w:rPr>
         <w:drawing>
           <wp:inline distT="0" distB="0" distL="0" distR="0" wp14:anchorId="12690B50" wp14:editId="20D22DBC">
@@ -202,13 +234,60 @@
         <w:rPr>
           <w:rFonts w:ascii="Times New Roman" w:hAnsi="Times New Roman" w:cs="Times New Roman"/>
           <w:noProof/>
-        </w:rPr>
-        <w:lastRenderedPageBreak/>
+          <w:sz w:val="22"/>
+          <w:szCs w:val="22"/>
+        </w:rPr>
+        <w:t xml:space="preserve"> </w:t>
+      </w:r>
+    </w:p>
+    <w:p>
+      <w:pPr>
+        <w:spacing w:line="240" w:lineRule="auto"/>
+        <w:rPr>
+          <w:rFonts w:ascii="Times New Roman" w:hAnsi="Times New Roman" w:cs="Times New Roman"/>
+          <w:sz w:val="22"/>
+          <w:szCs w:val="22"/>
+        </w:rPr>
+      </w:pPr>
+      <w:r>
+        <w:rPr>
+          <w:rFonts w:ascii="Times New Roman" w:hAnsi="Times New Roman" w:cs="Times New Roman"/>
+          <w:noProof/>
+          <w:sz w:val="22"/>
+          <w:szCs w:val="22"/>
+        </w:rPr>
+        <w:t xml:space="preserve">This is the screenshot of the ping not working after removing the route </w:t>
+      </w:r>
+      <w:r>
+        <w:rPr>
+          <w:rFonts w:ascii="Times New Roman" w:hAnsi="Times New Roman" w:cs="Times New Roman"/>
+          <w:noProof/>
+          <w:sz w:val="22"/>
+          <w:szCs w:val="22"/>
+        </w:rPr>
+        <w:t xml:space="preserve">of </w:t>
+      </w:r>
+      <w:r>
+        <w:rPr>
+          <w:rFonts w:ascii="Times New Roman" w:hAnsi="Times New Roman" w:cs="Times New Roman"/>
+          <w:noProof/>
+          <w:sz w:val="22"/>
+          <w:szCs w:val="22"/>
+        </w:rPr>
+        <w:t>PC1</w:t>
+      </w:r>
+      <w:r>
+        <w:rPr>
+          <w:rFonts w:ascii="Times New Roman" w:hAnsi="Times New Roman" w:cs="Times New Roman"/>
+          <w:noProof/>
+          <w:sz w:val="22"/>
+          <w:szCs w:val="22"/>
+        </w:rPr>
         <w:drawing>
-          <wp:inline distT="0" distB="0" distL="0" distR="0" wp14:anchorId="31E987A7" wp14:editId="64AB75C7">
+          <wp:inline distT="0" distB="0" distL="0" distR="0" wp14:anchorId="687538E9" wp14:editId="518489E8">
             <wp:extent cx="5943600" cy="3342005"/>
             <wp:effectExtent l="0" t="0" r="0" b="0"/>
-            <wp:docPr id="1887905280" name="Picture 7"/>
+            <wp:docPr id="309112619" name="Picture 5"/>
             <wp:cNvGraphicFramePr>
               <a:graphicFrameLocks xmlns:a="http://schemas.openxmlformats.org/drawingml/2006/main" noChangeAspect="1"/>
             </wp:cNvGraphicFramePr>
@@ -216,7 +295,7 @@
               <a:graphicData uri="http://schemas.openxmlformats.org/drawingml/2006/picture">
                 <pic:pic xmlns:pic="http://schemas.openxmlformats.org/drawingml/2006/picture">
                   <pic:nvPicPr>
-                    <pic:cNvPr id="1887905280" name="Picture 1887905280"/>
+                    <pic:cNvPr id="309112619" name="Picture 309112619"/>
                     <pic:cNvPicPr/>
                   </pic:nvPicPr>
                   <pic:blipFill>
@@ -246,69 +325,1316 @@
           </wp:inline>
         </w:drawing>
       </w:r>
-      <w:r>
-        <w:rPr>
-          <w:rFonts w:ascii="Times New Roman" w:hAnsi="Times New Roman" w:cs="Times New Roman"/>
-          <w:noProof/>
-        </w:rPr>
-        <w:drawing>
-          <wp:inline distT="0" distB="0" distL="0" distR="0" wp14:anchorId="687538E9" wp14:editId="518489E8">
-            <wp:extent cx="5943600" cy="3342005"/>
-            <wp:effectExtent l="0" t="0" r="0" b="0"/>
-            <wp:docPr id="309112619" name="Picture 5"/>
-            <wp:cNvGraphicFramePr>
-              <a:graphicFrameLocks xmlns:a="http://schemas.openxmlformats.org/drawingml/2006/main" noChangeAspect="1"/>
-            </wp:cNvGraphicFramePr>
-            <a:graphic xmlns:a="http://schemas.openxmlformats.org/drawingml/2006/main">
-              <a:graphicData uri="http://schemas.openxmlformats.org/drawingml/2006/picture">
-                <pic:pic xmlns:pic="http://schemas.openxmlformats.org/drawingml/2006/picture">
-                  <pic:nvPicPr>
-                    <pic:cNvPr id="309112619" name="Picture 309112619"/>
-                    <pic:cNvPicPr/>
-                  </pic:nvPicPr>
-                  <pic:blipFill>
-                    <a:blip r:embed="rId9" cstate="print">
-                      <a:extLst>
-                        <a:ext uri="{28A0092B-C50C-407E-A947-70E740481C1C}">
-                          <a14:useLocalDpi xmlns:a14="http://schemas.microsoft.com/office/drawing/2010/main" val="0"/>
-                        </a:ext>
-                      </a:extLst>
-                    </a:blip>
-                    <a:stretch>
-                      <a:fillRect/>
-                    </a:stretch>
-                  </pic:blipFill>
-                  <pic:spPr>
-                    <a:xfrm>
-                      <a:off x="0" y="0"/>
-                      <a:ext cx="5943600" cy="3342005"/>
-                    </a:xfrm>
-                    <a:prstGeom prst="rect">
-                      <a:avLst/>
-                    </a:prstGeom>
-                  </pic:spPr>
-                </pic:pic>
-              </a:graphicData>
-            </a:graphic>
-          </wp:inline>
-        </w:drawing>
-      </w:r>
     </w:p>
     <w:p>
       <w:pPr>
         <w:spacing w:line="240" w:lineRule="auto"/>
         <w:rPr>
           <w:rFonts w:ascii="Times New Roman" w:hAnsi="Times New Roman" w:cs="Times New Roman"/>
+          <w:sz w:val="22"/>
+          <w:szCs w:val="22"/>
         </w:rPr>
       </w:pPr>
     </w:p>
     <w:p>
       <w:pPr>
+        <w:numPr>
+          <w:ilvl w:val="0"/>
+          <w:numId w:val="1"/>
+        </w:numPr>
+        <w:spacing w:before="100" w:beforeAutospacing="1" w:after="100" w:afterAutospacing="1" w:line="240" w:lineRule="auto"/>
+        <w:ind w:left="1095"/>
+        <w:rPr>
+          <w:rFonts w:ascii="Times New Roman" w:eastAsia="Times New Roman" w:hAnsi="Times New Roman" w:cs="Times New Roman"/>
+          <w:color w:val="333333"/>
+          <w:kern w:val="0"/>
+          <w:sz w:val="22"/>
+          <w:szCs w:val="22"/>
+          <w14:ligatures w14:val="none"/>
+        </w:rPr>
+      </w:pPr>
+      <w:r>
+        <w:rPr>
+          <w:rFonts w:ascii="Times New Roman" w:eastAsia="Times New Roman" w:hAnsi="Times New Roman" w:cs="Times New Roman"/>
+          <w:color w:val="333333"/>
+          <w:kern w:val="0"/>
+          <w:sz w:val="22"/>
+          <w:szCs w:val="22"/>
+          <w14:ligatures w14:val="none"/>
+        </w:rPr>
+        <w:t>What stopped working?</w:t>
+      </w:r>
+    </w:p>
+    <w:p>
+      <w:pPr>
+        <w:spacing w:before="100" w:beforeAutospacing="1" w:after="100" w:afterAutospacing="1" w:line="240" w:lineRule="auto"/>
+        <w:rPr>
+          <w:rFonts w:ascii="Times New Roman" w:eastAsia="Times New Roman" w:hAnsi="Times New Roman" w:cs="Times New Roman"/>
+          <w:color w:val="333333"/>
+          <w:kern w:val="0"/>
+          <w:sz w:val="22"/>
+          <w:szCs w:val="22"/>
+          <w14:ligatures w14:val="none"/>
+        </w:rPr>
+      </w:pPr>
+      <w:r>
+        <w:rPr>
+          <w:rFonts w:ascii="Times New Roman" w:eastAsia="Times New Roman" w:hAnsi="Times New Roman" w:cs="Times New Roman"/>
+          <w:color w:val="333333"/>
+          <w:kern w:val="0"/>
+          <w:sz w:val="22"/>
+          <w:szCs w:val="22"/>
+          <w14:ligatures w14:val="none"/>
+        </w:rPr>
+        <w:t xml:space="preserve">When I removed the route IP </w:t>
+      </w:r>
+      <w:r>
+        <w:rPr>
+          <w:rFonts w:ascii="Times New Roman" w:eastAsia="Times New Roman" w:hAnsi="Times New Roman" w:cs="Times New Roman"/>
+          <w:color w:val="333333"/>
+          <w:kern w:val="0"/>
+          <w:sz w:val="22"/>
+          <w:szCs w:val="22"/>
+          <w14:ligatures w14:val="none"/>
+        </w:rPr>
+        <w:t>of PC1, PC0 couldn’t ping PC1 anymore.</w:t>
+      </w:r>
+    </w:p>
+    <w:p>
+      <w:pPr>
+        <w:numPr>
+          <w:ilvl w:val="0"/>
+          <w:numId w:val="1"/>
+        </w:numPr>
+        <w:spacing w:before="100" w:beforeAutospacing="1" w:after="100" w:afterAutospacing="1" w:line="240" w:lineRule="auto"/>
+        <w:ind w:left="1095"/>
+        <w:rPr>
+          <w:rFonts w:ascii="Times New Roman" w:eastAsia="Times New Roman" w:hAnsi="Times New Roman" w:cs="Times New Roman"/>
+          <w:color w:val="333333"/>
+          <w:kern w:val="0"/>
+          <w:sz w:val="22"/>
+          <w:szCs w:val="22"/>
+          <w14:ligatures w14:val="none"/>
+        </w:rPr>
+      </w:pPr>
+      <w:r>
+        <w:rPr>
+          <w:rFonts w:ascii="Times New Roman" w:eastAsia="Times New Roman" w:hAnsi="Times New Roman" w:cs="Times New Roman"/>
+          <w:color w:val="333333"/>
+          <w:kern w:val="0"/>
+          <w:sz w:val="22"/>
+          <w:szCs w:val="22"/>
+          <w14:ligatures w14:val="none"/>
+        </w:rPr>
+        <w:lastRenderedPageBreak/>
+        <w:t>Why did it stop working?</w:t>
+      </w:r>
+    </w:p>
+    <w:p>
+      <w:pPr>
+        <w:spacing w:before="100" w:beforeAutospacing="1" w:after="100" w:afterAutospacing="1" w:line="240" w:lineRule="auto"/>
+        <w:rPr>
+          <w:rFonts w:ascii="Times New Roman" w:eastAsia="Times New Roman" w:hAnsi="Times New Roman" w:cs="Times New Roman"/>
+          <w:color w:val="333333"/>
+          <w:kern w:val="0"/>
+          <w:sz w:val="22"/>
+          <w:szCs w:val="22"/>
+          <w14:ligatures w14:val="none"/>
+        </w:rPr>
+      </w:pPr>
+      <w:r>
+        <w:rPr>
+          <w:rFonts w:ascii="Times New Roman" w:eastAsia="Times New Roman" w:hAnsi="Times New Roman" w:cs="Times New Roman"/>
+          <w:color w:val="333333"/>
+          <w:kern w:val="0"/>
+          <w:sz w:val="22"/>
+          <w:szCs w:val="22"/>
+          <w14:ligatures w14:val="none"/>
+        </w:rPr>
+        <w:t xml:space="preserve">Sending the ping request made it to PC1 </w:t>
+      </w:r>
+      <w:r>
+        <w:rPr>
+          <w:rFonts w:ascii="Times New Roman" w:eastAsia="Times New Roman" w:hAnsi="Times New Roman" w:cs="Times New Roman"/>
+          <w:color w:val="333333"/>
+          <w:kern w:val="0"/>
+          <w:sz w:val="22"/>
+          <w:szCs w:val="22"/>
+          <w14:ligatures w14:val="none"/>
+        </w:rPr>
+        <w:t>because</w:t>
+      </w:r>
+      <w:r>
+        <w:rPr>
+          <w:rFonts w:ascii="Times New Roman" w:eastAsia="Times New Roman" w:hAnsi="Times New Roman" w:cs="Times New Roman"/>
+          <w:color w:val="333333"/>
+          <w:kern w:val="0"/>
+          <w:sz w:val="22"/>
+          <w:szCs w:val="22"/>
+          <w14:ligatures w14:val="none"/>
+        </w:rPr>
+        <w:t xml:space="preserve"> the routers</w:t>
+      </w:r>
+      <w:r>
+        <w:rPr>
+          <w:rFonts w:ascii="Times New Roman" w:eastAsia="Times New Roman" w:hAnsi="Times New Roman" w:cs="Times New Roman"/>
+          <w:color w:val="333333"/>
+          <w:kern w:val="0"/>
+          <w:sz w:val="22"/>
+          <w:szCs w:val="22"/>
+          <w14:ligatures w14:val="none"/>
+        </w:rPr>
+        <w:t xml:space="preserve"> forward the request to PC1. But for PC1 to </w:t>
+      </w:r>
+      <w:r>
+        <w:rPr>
+          <w:rFonts w:ascii="Times New Roman" w:eastAsia="Times New Roman" w:hAnsi="Times New Roman" w:cs="Times New Roman"/>
+          <w:color w:val="333333"/>
+          <w:kern w:val="0"/>
+          <w:sz w:val="22"/>
+          <w:szCs w:val="22"/>
+          <w14:ligatures w14:val="none"/>
+        </w:rPr>
+        <w:t>reply</w:t>
+      </w:r>
+      <w:r>
+        <w:rPr>
+          <w:rFonts w:ascii="Times New Roman" w:eastAsia="Times New Roman" w:hAnsi="Times New Roman" w:cs="Times New Roman"/>
+          <w:color w:val="333333"/>
+          <w:kern w:val="0"/>
+          <w:sz w:val="22"/>
+          <w:szCs w:val="22"/>
+          <w14:ligatures w14:val="none"/>
+        </w:rPr>
+        <w:t xml:space="preserve"> it checks for PC0’s </w:t>
+      </w:r>
+      <w:r>
+        <w:rPr>
+          <w:rFonts w:ascii="Times New Roman" w:eastAsia="Times New Roman" w:hAnsi="Times New Roman" w:cs="Times New Roman"/>
+          <w:color w:val="333333"/>
+          <w:kern w:val="0"/>
+          <w:sz w:val="22"/>
+          <w:szCs w:val="22"/>
+          <w14:ligatures w14:val="none"/>
+        </w:rPr>
+        <w:t xml:space="preserve">network but since the route was removed it </w:t>
+      </w:r>
+      <w:proofErr w:type="gramStart"/>
+      <w:r>
+        <w:rPr>
+          <w:rFonts w:ascii="Times New Roman" w:eastAsia="Times New Roman" w:hAnsi="Times New Roman" w:cs="Times New Roman"/>
+          <w:color w:val="333333"/>
+          <w:kern w:val="0"/>
+          <w:sz w:val="22"/>
+          <w:szCs w:val="22"/>
+          <w14:ligatures w14:val="none"/>
+        </w:rPr>
+        <w:t>cant</w:t>
+      </w:r>
+      <w:proofErr w:type="gramEnd"/>
+      <w:r>
+        <w:rPr>
+          <w:rFonts w:ascii="Times New Roman" w:eastAsia="Times New Roman" w:hAnsi="Times New Roman" w:cs="Times New Roman"/>
+          <w:color w:val="333333"/>
+          <w:kern w:val="0"/>
+          <w:sz w:val="22"/>
+          <w:szCs w:val="22"/>
+          <w14:ligatures w14:val="none"/>
+        </w:rPr>
+        <w:t xml:space="preserve"> find how to reach PC0’s </w:t>
+      </w:r>
+      <w:r>
+        <w:rPr>
+          <w:rFonts w:ascii="Times New Roman" w:eastAsia="Times New Roman" w:hAnsi="Times New Roman" w:cs="Times New Roman"/>
+          <w:color w:val="333333"/>
+          <w:kern w:val="0"/>
+          <w:sz w:val="22"/>
+          <w:szCs w:val="22"/>
+          <w14:ligatures w14:val="none"/>
+        </w:rPr>
+        <w:t>ping and it times out.</w:t>
+      </w:r>
+      <w:r>
+        <w:rPr>
+          <w:rFonts w:ascii="Times New Roman" w:eastAsia="Times New Roman" w:hAnsi="Times New Roman" w:cs="Times New Roman"/>
+          <w:color w:val="333333"/>
+          <w:kern w:val="0"/>
+          <w:sz w:val="22"/>
+          <w:szCs w:val="22"/>
+          <w14:ligatures w14:val="none"/>
+        </w:rPr>
+        <w:t xml:space="preserve"> A ping is </w:t>
+      </w:r>
+      <w:proofErr w:type="gramStart"/>
+      <w:r>
+        <w:rPr>
+          <w:rFonts w:ascii="Times New Roman" w:eastAsia="Times New Roman" w:hAnsi="Times New Roman" w:cs="Times New Roman"/>
+          <w:color w:val="333333"/>
+          <w:kern w:val="0"/>
+          <w:sz w:val="22"/>
+          <w:szCs w:val="22"/>
+          <w14:ligatures w14:val="none"/>
+        </w:rPr>
+        <w:t>2 way</w:t>
+      </w:r>
+      <w:proofErr w:type="gramEnd"/>
+      <w:r>
+        <w:rPr>
+          <w:rFonts w:ascii="Times New Roman" w:eastAsia="Times New Roman" w:hAnsi="Times New Roman" w:cs="Times New Roman"/>
+          <w:color w:val="333333"/>
+          <w:kern w:val="0"/>
+          <w:sz w:val="22"/>
+          <w:szCs w:val="22"/>
+          <w14:ligatures w14:val="none"/>
+        </w:rPr>
+        <w:t xml:space="preserve"> communication between</w:t>
+      </w:r>
+      <w:r>
+        <w:rPr>
+          <w:rFonts w:ascii="Times New Roman" w:eastAsia="Times New Roman" w:hAnsi="Times New Roman" w:cs="Times New Roman"/>
+          <w:color w:val="333333"/>
+          <w:kern w:val="0"/>
+          <w:sz w:val="22"/>
+          <w:szCs w:val="22"/>
+          <w14:ligatures w14:val="none"/>
+        </w:rPr>
+        <w:t xml:space="preserve"> devices.</w:t>
+      </w:r>
+    </w:p>
+    <w:p>
+      <w:pPr>
+        <w:numPr>
+          <w:ilvl w:val="0"/>
+          <w:numId w:val="1"/>
+        </w:numPr>
+        <w:spacing w:before="100" w:beforeAutospacing="1" w:after="100" w:afterAutospacing="1" w:line="240" w:lineRule="auto"/>
+        <w:ind w:left="1095"/>
+        <w:rPr>
+          <w:rFonts w:ascii="Times New Roman" w:eastAsia="Times New Roman" w:hAnsi="Times New Roman" w:cs="Times New Roman"/>
+          <w:color w:val="333333"/>
+          <w:kern w:val="0"/>
+          <w:sz w:val="22"/>
+          <w:szCs w:val="22"/>
+          <w14:ligatures w14:val="none"/>
+        </w:rPr>
+      </w:pPr>
+      <w:r>
+        <w:rPr>
+          <w:rFonts w:ascii="Times New Roman" w:eastAsia="Times New Roman" w:hAnsi="Times New Roman" w:cs="Times New Roman"/>
+          <w:color w:val="333333"/>
+          <w:kern w:val="0"/>
+          <w:sz w:val="22"/>
+          <w:szCs w:val="22"/>
+          <w14:ligatures w14:val="none"/>
+        </w:rPr>
+        <w:t>What do you THINK caused the issue?</w:t>
+      </w:r>
+    </w:p>
+    <w:p>
+      <w:pPr>
+        <w:spacing w:before="100" w:beforeAutospacing="1" w:after="100" w:afterAutospacing="1" w:line="240" w:lineRule="auto"/>
+        <w:rPr>
+          <w:rFonts w:ascii="Times New Roman" w:eastAsia="Times New Roman" w:hAnsi="Times New Roman" w:cs="Times New Roman"/>
+          <w:color w:val="333333"/>
+          <w:kern w:val="0"/>
+          <w:sz w:val="22"/>
+          <w:szCs w:val="22"/>
+          <w14:ligatures w14:val="none"/>
+        </w:rPr>
+      </w:pPr>
+      <w:r>
+        <w:rPr>
+          <w:rFonts w:ascii="Times New Roman" w:eastAsia="Times New Roman" w:hAnsi="Times New Roman" w:cs="Times New Roman"/>
+          <w:color w:val="333333"/>
+          <w:kern w:val="0"/>
+          <w:sz w:val="22"/>
+          <w:szCs w:val="22"/>
+          <w14:ligatures w14:val="none"/>
+        </w:rPr>
+        <w:t>Removing the route from PC1 prevented</w:t>
+      </w:r>
+      <w:r>
+        <w:rPr>
+          <w:rFonts w:ascii="Times New Roman" w:eastAsia="Times New Roman" w:hAnsi="Times New Roman" w:cs="Times New Roman"/>
+          <w:color w:val="333333"/>
+          <w:kern w:val="0"/>
+          <w:sz w:val="22"/>
+          <w:szCs w:val="22"/>
+          <w14:ligatures w14:val="none"/>
+        </w:rPr>
+        <w:t xml:space="preserve"> it from sending data, as it no longer had a path to communicate back with. </w:t>
+      </w:r>
+      <w:r>
+        <w:rPr>
+          <w:rFonts w:ascii="Times New Roman" w:eastAsia="Times New Roman" w:hAnsi="Times New Roman" w:cs="Times New Roman"/>
+          <w:color w:val="333333"/>
+          <w:kern w:val="0"/>
+          <w:sz w:val="22"/>
+          <w:szCs w:val="22"/>
+          <w14:ligatures w14:val="none"/>
+        </w:rPr>
+        <w:t xml:space="preserve">Since it </w:t>
+      </w:r>
+      <w:proofErr w:type="gramStart"/>
+      <w:r>
+        <w:rPr>
+          <w:rFonts w:ascii="Times New Roman" w:eastAsia="Times New Roman" w:hAnsi="Times New Roman" w:cs="Times New Roman"/>
+          <w:color w:val="333333"/>
+          <w:kern w:val="0"/>
+          <w:sz w:val="22"/>
+          <w:szCs w:val="22"/>
+          <w14:ligatures w14:val="none"/>
+        </w:rPr>
+        <w:t>cant</w:t>
+      </w:r>
+      <w:proofErr w:type="gramEnd"/>
+      <w:r>
+        <w:rPr>
+          <w:rFonts w:ascii="Times New Roman" w:eastAsia="Times New Roman" w:hAnsi="Times New Roman" w:cs="Times New Roman"/>
+          <w:color w:val="333333"/>
+          <w:kern w:val="0"/>
+          <w:sz w:val="22"/>
+          <w:szCs w:val="22"/>
+          <w14:ligatures w14:val="none"/>
+        </w:rPr>
+        <w:t xml:space="preserve"> communicate back the ping times out.</w:t>
+      </w:r>
+    </w:p>
+    <w:p>
+      <w:pPr>
+        <w:numPr>
+          <w:ilvl w:val="0"/>
+          <w:numId w:val="1"/>
+        </w:numPr>
+        <w:spacing w:before="100" w:beforeAutospacing="1" w:after="100" w:afterAutospacing="1" w:line="240" w:lineRule="auto"/>
+        <w:ind w:left="1095"/>
+        <w:rPr>
+          <w:rFonts w:ascii="Times New Roman" w:eastAsia="Times New Roman" w:hAnsi="Times New Roman" w:cs="Times New Roman"/>
+          <w:color w:val="333333"/>
+          <w:kern w:val="0"/>
+          <w:sz w:val="22"/>
+          <w:szCs w:val="22"/>
+          <w14:ligatures w14:val="none"/>
+        </w:rPr>
+      </w:pPr>
+      <w:r>
+        <w:rPr>
+          <w:rFonts w:ascii="Times New Roman" w:eastAsia="Times New Roman" w:hAnsi="Times New Roman" w:cs="Times New Roman"/>
+          <w:color w:val="333333"/>
+          <w:kern w:val="0"/>
+          <w:sz w:val="22"/>
+          <w:szCs w:val="22"/>
+          <w14:ligatures w14:val="none"/>
+        </w:rPr>
+        <w:t xml:space="preserve">Did it never work? What do you think was the </w:t>
+      </w:r>
+      <w:proofErr w:type="gramStart"/>
+      <w:r>
+        <w:rPr>
+          <w:rFonts w:ascii="Times New Roman" w:eastAsia="Times New Roman" w:hAnsi="Times New Roman" w:cs="Times New Roman"/>
+          <w:color w:val="333333"/>
+          <w:kern w:val="0"/>
+          <w:sz w:val="22"/>
+          <w:szCs w:val="22"/>
+          <w14:ligatures w14:val="none"/>
+        </w:rPr>
+        <w:t>issue?-</w:t>
+      </w:r>
+      <w:proofErr w:type="gramEnd"/>
+      <w:r>
+        <w:rPr>
+          <w:rFonts w:ascii="Times New Roman" w:eastAsia="Times New Roman" w:hAnsi="Times New Roman" w:cs="Times New Roman"/>
+          <w:color w:val="333333"/>
+          <w:kern w:val="0"/>
+          <w:sz w:val="22"/>
+          <w:szCs w:val="22"/>
+          <w14:ligatures w14:val="none"/>
+        </w:rPr>
+        <w:t xml:space="preserve"> If you did not get it to work, you must talk way more on your issue. I would try and it to work then break it. Then never </w:t>
+      </w:r>
+      <w:proofErr w:type="gramStart"/>
+      <w:r>
+        <w:rPr>
+          <w:rFonts w:ascii="Times New Roman" w:eastAsia="Times New Roman" w:hAnsi="Times New Roman" w:cs="Times New Roman"/>
+          <w:color w:val="333333"/>
+          <w:kern w:val="0"/>
+          <w:sz w:val="22"/>
+          <w:szCs w:val="22"/>
+          <w14:ligatures w14:val="none"/>
+        </w:rPr>
+        <w:t>getting</w:t>
+      </w:r>
+      <w:proofErr w:type="gramEnd"/>
+      <w:r>
+        <w:rPr>
+          <w:rFonts w:ascii="Times New Roman" w:eastAsia="Times New Roman" w:hAnsi="Times New Roman" w:cs="Times New Roman"/>
+          <w:color w:val="333333"/>
+          <w:kern w:val="0"/>
+          <w:sz w:val="22"/>
+          <w:szCs w:val="22"/>
+          <w14:ligatures w14:val="none"/>
+        </w:rPr>
+        <w:t xml:space="preserve"> it to work. </w:t>
+      </w:r>
+    </w:p>
+    <w:p>
+      <w:pPr>
         <w:spacing w:line="240" w:lineRule="auto"/>
         <w:rPr>
           <w:rFonts w:ascii="Times New Roman" w:hAnsi="Times New Roman" w:cs="Times New Roman"/>
-        </w:rPr>
-      </w:pPr>
+          <w:sz w:val="22"/>
+          <w:szCs w:val="22"/>
+        </w:rPr>
+      </w:pPr>
+      <w:r>
+        <w:rPr>
+          <w:rFonts w:ascii="Times New Roman" w:hAnsi="Times New Roman" w:cs="Times New Roman"/>
+          <w:sz w:val="22"/>
+          <w:szCs w:val="22"/>
+        </w:rPr>
+        <w:t>I got it to work after about 5 hours and a couple restart</w:t>
+      </w:r>
+      <w:r>
+        <w:rPr>
+          <w:rFonts w:ascii="Times New Roman" w:hAnsi="Times New Roman" w:cs="Times New Roman"/>
+          <w:sz w:val="22"/>
+          <w:szCs w:val="22"/>
+        </w:rPr>
+        <w:t>’</w:t>
+      </w:r>
+      <w:r>
+        <w:rPr>
+          <w:rFonts w:ascii="Times New Roman" w:hAnsi="Times New Roman" w:cs="Times New Roman"/>
+          <w:sz w:val="22"/>
+          <w:szCs w:val="22"/>
+        </w:rPr>
+        <w:t>s</w:t>
+      </w:r>
+      <w:r>
+        <w:rPr>
+          <w:rFonts w:ascii="Times New Roman" w:hAnsi="Times New Roman" w:cs="Times New Roman"/>
+          <w:sz w:val="22"/>
+          <w:szCs w:val="22"/>
+        </w:rPr>
+        <w:t xml:space="preserve">. I think one of my main issues was not keeping the IP addresses </w:t>
+      </w:r>
+      <w:r>
+        <w:rPr>
+          <w:rFonts w:ascii="Times New Roman" w:hAnsi="Times New Roman" w:cs="Times New Roman"/>
+          <w:sz w:val="22"/>
+          <w:szCs w:val="22"/>
+        </w:rPr>
+        <w:t>straight,</w:t>
+      </w:r>
+      <w:r>
+        <w:rPr>
+          <w:rFonts w:ascii="Times New Roman" w:hAnsi="Times New Roman" w:cs="Times New Roman"/>
+          <w:sz w:val="22"/>
+          <w:szCs w:val="22"/>
+        </w:rPr>
+        <w:t xml:space="preserve"> so I kept mixing them up</w:t>
+      </w:r>
+      <w:r>
+        <w:rPr>
+          <w:rFonts w:ascii="Times New Roman" w:hAnsi="Times New Roman" w:cs="Times New Roman"/>
+          <w:sz w:val="22"/>
+          <w:szCs w:val="22"/>
+        </w:rPr>
+        <w:t xml:space="preserve"> </w:t>
+      </w:r>
+      <w:r>
+        <w:rPr>
+          <w:rFonts w:ascii="Times New Roman" w:hAnsi="Times New Roman" w:cs="Times New Roman"/>
+          <w:sz w:val="22"/>
+          <w:szCs w:val="22"/>
+        </w:rPr>
+        <w:t>which kept anything from working.</w:t>
+      </w:r>
+      <w:r>
+        <w:rPr>
+          <w:rFonts w:ascii="Times New Roman" w:hAnsi="Times New Roman" w:cs="Times New Roman"/>
+          <w:sz w:val="22"/>
+          <w:szCs w:val="22"/>
+        </w:rPr>
+        <w:t xml:space="preserve"> That and keeping all the Ethernet plugs straight was also confusing.</w:t>
+      </w:r>
+    </w:p>
+    <w:p>
+      <w:pPr>
+        <w:spacing w:line="240" w:lineRule="auto"/>
+        <w:rPr>
+          <w:rFonts w:ascii="Times New Roman" w:hAnsi="Times New Roman" w:cs="Times New Roman"/>
+          <w:sz w:val="22"/>
+          <w:szCs w:val="22"/>
+        </w:rPr>
+      </w:pPr>
+    </w:p>
+    <w:p>
+      <w:pPr>
+        <w:numPr>
+          <w:ilvl w:val="0"/>
+          <w:numId w:val="2"/>
+        </w:numPr>
+        <w:spacing w:line="240" w:lineRule="auto"/>
+        <w:rPr>
+          <w:rFonts w:ascii="Times New Roman" w:hAnsi="Times New Roman" w:cs="Times New Roman"/>
+          <w:sz w:val="22"/>
+          <w:szCs w:val="22"/>
+        </w:rPr>
+      </w:pPr>
+      <w:r>
+        <w:rPr>
+          <w:rFonts w:ascii="Times New Roman" w:hAnsi="Times New Roman" w:cs="Times New Roman"/>
+          <w:sz w:val="22"/>
+          <w:szCs w:val="22"/>
+        </w:rPr>
+        <w:t xml:space="preserve">What type of </w:t>
+      </w:r>
+      <w:proofErr w:type="gramStart"/>
+      <w:r>
+        <w:rPr>
+          <w:rFonts w:ascii="Times New Roman" w:hAnsi="Times New Roman" w:cs="Times New Roman"/>
+          <w:sz w:val="22"/>
+          <w:szCs w:val="22"/>
+        </w:rPr>
+        <w:t>routing</w:t>
+      </w:r>
+      <w:proofErr w:type="gramEnd"/>
+      <w:r>
+        <w:rPr>
+          <w:rFonts w:ascii="Times New Roman" w:hAnsi="Times New Roman" w:cs="Times New Roman"/>
+          <w:sz w:val="22"/>
+          <w:szCs w:val="22"/>
+        </w:rPr>
+        <w:t xml:space="preserve"> did you configure?</w:t>
+      </w:r>
+    </w:p>
+    <w:p>
+      <w:pPr>
+        <w:spacing w:line="240" w:lineRule="auto"/>
+        <w:rPr>
+          <w:rFonts w:ascii="Times New Roman" w:hAnsi="Times New Roman" w:cs="Times New Roman"/>
+          <w:sz w:val="22"/>
+          <w:szCs w:val="22"/>
+        </w:rPr>
+      </w:pPr>
+      <w:r>
+        <w:rPr>
+          <w:rFonts w:ascii="Times New Roman" w:hAnsi="Times New Roman" w:cs="Times New Roman"/>
+          <w:sz w:val="22"/>
+          <w:szCs w:val="22"/>
+        </w:rPr>
+        <w:t>Static and Default routing is what I configured</w:t>
+      </w:r>
+      <w:r>
+        <w:rPr>
+          <w:rFonts w:ascii="Times New Roman" w:hAnsi="Times New Roman" w:cs="Times New Roman"/>
+          <w:sz w:val="22"/>
+          <w:szCs w:val="22"/>
+        </w:rPr>
+        <w:t>.</w:t>
+      </w:r>
+    </w:p>
+    <w:p>
+      <w:pPr>
+        <w:numPr>
+          <w:ilvl w:val="0"/>
+          <w:numId w:val="2"/>
+        </w:numPr>
+        <w:spacing w:line="240" w:lineRule="auto"/>
+        <w:rPr>
+          <w:rFonts w:ascii="Times New Roman" w:hAnsi="Times New Roman" w:cs="Times New Roman"/>
+          <w:sz w:val="22"/>
+          <w:szCs w:val="22"/>
+        </w:rPr>
+      </w:pPr>
+      <w:r>
+        <w:rPr>
+          <w:rFonts w:ascii="Times New Roman" w:hAnsi="Times New Roman" w:cs="Times New Roman"/>
+          <w:sz w:val="22"/>
+          <w:szCs w:val="22"/>
+        </w:rPr>
+        <w:t>Why did the network fail before routing was added?</w:t>
+      </w:r>
+    </w:p>
+    <w:p>
+      <w:pPr>
+        <w:spacing w:line="240" w:lineRule="auto"/>
+        <w:rPr>
+          <w:rFonts w:ascii="Times New Roman" w:hAnsi="Times New Roman" w:cs="Times New Roman"/>
+          <w:sz w:val="22"/>
+          <w:szCs w:val="22"/>
+        </w:rPr>
+      </w:pPr>
+      <w:r>
+        <w:rPr>
+          <w:rFonts w:ascii="Times New Roman" w:hAnsi="Times New Roman" w:cs="Times New Roman"/>
+          <w:sz w:val="22"/>
+          <w:szCs w:val="22"/>
+        </w:rPr>
+        <w:t xml:space="preserve">The routers cannot forward any information outside of their directly connected networks. </w:t>
+      </w:r>
+      <w:r>
+        <w:rPr>
+          <w:rFonts w:ascii="Times New Roman" w:hAnsi="Times New Roman" w:cs="Times New Roman"/>
+          <w:sz w:val="22"/>
+          <w:szCs w:val="22"/>
+        </w:rPr>
+        <w:t xml:space="preserve"> This is because</w:t>
+      </w:r>
+      <w:r>
+        <w:rPr>
+          <w:rFonts w:ascii="Times New Roman" w:hAnsi="Times New Roman" w:cs="Times New Roman"/>
+          <w:sz w:val="22"/>
+          <w:szCs w:val="22"/>
+        </w:rPr>
+        <w:t xml:space="preserve"> </w:t>
+      </w:r>
+      <w:r>
+        <w:rPr>
+          <w:rFonts w:ascii="Times New Roman" w:hAnsi="Times New Roman" w:cs="Times New Roman"/>
+          <w:sz w:val="22"/>
+          <w:szCs w:val="22"/>
+        </w:rPr>
+        <w:t>LAN</w:t>
+      </w:r>
+      <w:r>
+        <w:rPr>
+          <w:rFonts w:ascii="Times New Roman" w:hAnsi="Times New Roman" w:cs="Times New Roman"/>
+          <w:sz w:val="22"/>
+          <w:szCs w:val="22"/>
+        </w:rPr>
+        <w:t xml:space="preserve"> uses Address resolution protocol to find the addresses of other devices</w:t>
+      </w:r>
+      <w:r>
+        <w:rPr>
+          <w:rFonts w:ascii="Times New Roman" w:hAnsi="Times New Roman" w:cs="Times New Roman"/>
+          <w:sz w:val="22"/>
+          <w:szCs w:val="22"/>
+        </w:rPr>
+        <w:t>. If they aren’t directly connected, then they can’t be accessed without routing.</w:t>
+      </w:r>
+    </w:p>
+    <w:p>
+      <w:pPr>
+        <w:numPr>
+          <w:ilvl w:val="0"/>
+          <w:numId w:val="2"/>
+        </w:numPr>
+        <w:spacing w:line="240" w:lineRule="auto"/>
+        <w:rPr>
+          <w:rFonts w:ascii="Times New Roman" w:hAnsi="Times New Roman" w:cs="Times New Roman"/>
+          <w:sz w:val="22"/>
+          <w:szCs w:val="22"/>
+        </w:rPr>
+      </w:pPr>
+      <w:r>
+        <w:rPr>
+          <w:rFonts w:ascii="Times New Roman" w:hAnsi="Times New Roman" w:cs="Times New Roman"/>
+          <w:sz w:val="22"/>
+          <w:szCs w:val="22"/>
+        </w:rPr>
+        <w:t>What does a default route do?</w:t>
+      </w:r>
+    </w:p>
+    <w:p>
+      <w:pPr>
+        <w:spacing w:line="240" w:lineRule="auto"/>
+        <w:rPr>
+          <w:rFonts w:ascii="Times New Roman" w:hAnsi="Times New Roman" w:cs="Times New Roman"/>
+          <w:sz w:val="22"/>
+          <w:szCs w:val="22"/>
+        </w:rPr>
+      </w:pPr>
+      <w:r>
+        <w:rPr>
+          <w:rFonts w:ascii="Times New Roman" w:hAnsi="Times New Roman" w:cs="Times New Roman"/>
+          <w:sz w:val="22"/>
+          <w:szCs w:val="22"/>
+        </w:rPr>
+        <w:t xml:space="preserve">This is the last resort to send information if the original IP address </w:t>
+      </w:r>
+      <w:proofErr w:type="gramStart"/>
+      <w:r>
+        <w:rPr>
+          <w:rFonts w:ascii="Times New Roman" w:hAnsi="Times New Roman" w:cs="Times New Roman"/>
+          <w:sz w:val="22"/>
+          <w:szCs w:val="22"/>
+        </w:rPr>
+        <w:t>cant</w:t>
+      </w:r>
+      <w:proofErr w:type="gramEnd"/>
+      <w:r>
+        <w:rPr>
+          <w:rFonts w:ascii="Times New Roman" w:hAnsi="Times New Roman" w:cs="Times New Roman"/>
+          <w:sz w:val="22"/>
+          <w:szCs w:val="22"/>
+        </w:rPr>
+        <w:t xml:space="preserve"> be located. </w:t>
+      </w:r>
+      <w:r>
+        <w:rPr>
+          <w:rFonts w:ascii="Times New Roman" w:hAnsi="Times New Roman" w:cs="Times New Roman"/>
+          <w:sz w:val="22"/>
+          <w:szCs w:val="22"/>
+        </w:rPr>
+        <w:t xml:space="preserve">Information that is being requested </w:t>
+      </w:r>
+      <w:proofErr w:type="gramStart"/>
+      <w:r>
+        <w:rPr>
+          <w:rFonts w:ascii="Times New Roman" w:hAnsi="Times New Roman" w:cs="Times New Roman"/>
+          <w:sz w:val="22"/>
+          <w:szCs w:val="22"/>
+        </w:rPr>
+        <w:t>in</w:t>
+      </w:r>
+      <w:proofErr w:type="gramEnd"/>
+      <w:r>
+        <w:rPr>
+          <w:rFonts w:ascii="Times New Roman" w:hAnsi="Times New Roman" w:cs="Times New Roman"/>
+          <w:sz w:val="22"/>
+          <w:szCs w:val="22"/>
+        </w:rPr>
+        <w:t xml:space="preserve"> sent to the default route, the default route then sends </w:t>
+      </w:r>
+      <w:r>
+        <w:rPr>
+          <w:rFonts w:ascii="Times New Roman" w:hAnsi="Times New Roman" w:cs="Times New Roman"/>
+          <w:sz w:val="22"/>
+          <w:szCs w:val="22"/>
+        </w:rPr>
+        <w:t>the data to the device requesting it.</w:t>
+      </w:r>
+    </w:p>
+    <w:p>
+      <w:pPr>
+        <w:numPr>
+          <w:ilvl w:val="0"/>
+          <w:numId w:val="2"/>
+        </w:numPr>
+        <w:spacing w:line="240" w:lineRule="auto"/>
+        <w:rPr>
+          <w:rFonts w:ascii="Times New Roman" w:hAnsi="Times New Roman" w:cs="Times New Roman"/>
+          <w:sz w:val="22"/>
+          <w:szCs w:val="22"/>
+        </w:rPr>
+      </w:pPr>
+      <w:r>
+        <w:rPr>
+          <w:rFonts w:ascii="Times New Roman" w:hAnsi="Times New Roman" w:cs="Times New Roman"/>
+          <w:sz w:val="22"/>
+          <w:szCs w:val="22"/>
+        </w:rPr>
+        <w:t>What is the difference between static routing and dynamic routing?</w:t>
+      </w:r>
+    </w:p>
+    <w:p>
+      <w:pPr>
+        <w:spacing w:line="240" w:lineRule="auto"/>
+        <w:rPr>
+          <w:rFonts w:ascii="Times New Roman" w:hAnsi="Times New Roman" w:cs="Times New Roman"/>
+          <w:sz w:val="22"/>
+          <w:szCs w:val="22"/>
+        </w:rPr>
+      </w:pPr>
+      <w:r>
+        <w:rPr>
+          <w:rFonts w:ascii="Times New Roman" w:hAnsi="Times New Roman" w:cs="Times New Roman"/>
+          <w:sz w:val="22"/>
+          <w:szCs w:val="22"/>
+        </w:rPr>
+        <w:t xml:space="preserve">Static routing </w:t>
+      </w:r>
+      <w:r>
+        <w:rPr>
+          <w:rFonts w:ascii="Times New Roman" w:hAnsi="Times New Roman" w:cs="Times New Roman"/>
+          <w:sz w:val="22"/>
+          <w:szCs w:val="22"/>
+        </w:rPr>
+        <w:t xml:space="preserve">is manually </w:t>
+      </w:r>
+      <w:r>
+        <w:rPr>
+          <w:rFonts w:ascii="Times New Roman" w:hAnsi="Times New Roman" w:cs="Times New Roman"/>
+          <w:sz w:val="22"/>
+          <w:szCs w:val="22"/>
+        </w:rPr>
+        <w:t xml:space="preserve">configured by an admin. A static route also never changes unless it is manually changed. A dynamic </w:t>
+      </w:r>
+      <w:r>
+        <w:rPr>
+          <w:rFonts w:ascii="Times New Roman" w:hAnsi="Times New Roman" w:cs="Times New Roman"/>
+          <w:sz w:val="22"/>
+          <w:szCs w:val="22"/>
+        </w:rPr>
+        <w:t xml:space="preserve">route is automatically built. </w:t>
+      </w:r>
+      <w:r>
+        <w:rPr>
+          <w:rFonts w:ascii="Times New Roman" w:hAnsi="Times New Roman" w:cs="Times New Roman"/>
+          <w:sz w:val="22"/>
+          <w:szCs w:val="22"/>
+        </w:rPr>
+        <w:t xml:space="preserve">A device </w:t>
+      </w:r>
+      <w:r>
+        <w:rPr>
+          <w:rFonts w:ascii="Times New Roman" w:hAnsi="Times New Roman" w:cs="Times New Roman"/>
+          <w:sz w:val="22"/>
+          <w:szCs w:val="22"/>
+        </w:rPr>
+        <w:t xml:space="preserve">can </w:t>
+      </w:r>
+      <w:r>
+        <w:rPr>
+          <w:rFonts w:ascii="Times New Roman" w:hAnsi="Times New Roman" w:cs="Times New Roman"/>
+          <w:sz w:val="22"/>
+          <w:szCs w:val="22"/>
+        </w:rPr>
+        <w:t xml:space="preserve">receive a different </w:t>
+      </w:r>
+      <w:r>
+        <w:rPr>
+          <w:rFonts w:ascii="Times New Roman" w:hAnsi="Times New Roman" w:cs="Times New Roman"/>
+          <w:sz w:val="22"/>
+          <w:szCs w:val="22"/>
+        </w:rPr>
+        <w:t xml:space="preserve">dynamic route </w:t>
+      </w:r>
+      <w:r>
+        <w:rPr>
+          <w:rFonts w:ascii="Times New Roman" w:hAnsi="Times New Roman" w:cs="Times New Roman"/>
+          <w:sz w:val="22"/>
+          <w:szCs w:val="22"/>
+        </w:rPr>
+        <w:t>when the network changes</w:t>
+      </w:r>
+      <w:r>
+        <w:rPr>
+          <w:rFonts w:ascii="Times New Roman" w:hAnsi="Times New Roman" w:cs="Times New Roman"/>
+          <w:sz w:val="22"/>
+          <w:szCs w:val="22"/>
+        </w:rPr>
+        <w:t>.</w:t>
+      </w:r>
+    </w:p>
+    <w:p>
+      <w:pPr>
+        <w:numPr>
+          <w:ilvl w:val="0"/>
+          <w:numId w:val="2"/>
+        </w:numPr>
+        <w:spacing w:line="240" w:lineRule="auto"/>
+        <w:rPr>
+          <w:rFonts w:ascii="Times New Roman" w:hAnsi="Times New Roman" w:cs="Times New Roman"/>
+          <w:sz w:val="22"/>
+          <w:szCs w:val="22"/>
+        </w:rPr>
+      </w:pPr>
+      <w:r>
+        <w:rPr>
+          <w:rFonts w:ascii="Times New Roman" w:hAnsi="Times New Roman" w:cs="Times New Roman"/>
+          <w:sz w:val="22"/>
+          <w:szCs w:val="22"/>
+        </w:rPr>
+        <w:t>What is NAT and why is it used?</w:t>
+      </w:r>
+    </w:p>
+    <w:p>
+      <w:pPr>
+        <w:spacing w:line="240" w:lineRule="auto"/>
+        <w:rPr>
+          <w:rFonts w:ascii="Times New Roman" w:hAnsi="Times New Roman" w:cs="Times New Roman"/>
+          <w:sz w:val="22"/>
+          <w:szCs w:val="22"/>
+        </w:rPr>
+      </w:pPr>
+      <w:r>
+        <w:rPr>
+          <w:rFonts w:ascii="Times New Roman" w:hAnsi="Times New Roman" w:cs="Times New Roman"/>
+          <w:sz w:val="22"/>
+          <w:szCs w:val="22"/>
+        </w:rPr>
+        <w:t xml:space="preserve">NAT </w:t>
+      </w:r>
+      <w:r>
+        <w:rPr>
+          <w:rFonts w:ascii="Times New Roman" w:hAnsi="Times New Roman" w:cs="Times New Roman"/>
+          <w:sz w:val="22"/>
+          <w:szCs w:val="22"/>
+        </w:rPr>
+        <w:t>is what translates private and unregistered</w:t>
+      </w:r>
+      <w:r>
+        <w:rPr>
+          <w:rFonts w:ascii="Times New Roman" w:hAnsi="Times New Roman" w:cs="Times New Roman"/>
+          <w:sz w:val="22"/>
+          <w:szCs w:val="22"/>
+        </w:rPr>
+        <w:t xml:space="preserve"> IP addresses </w:t>
+      </w:r>
+      <w:r>
+        <w:rPr>
+          <w:rFonts w:ascii="Times New Roman" w:hAnsi="Times New Roman" w:cs="Times New Roman"/>
+          <w:sz w:val="22"/>
+          <w:szCs w:val="22"/>
+        </w:rPr>
+        <w:t xml:space="preserve">into Unique IP addresses. </w:t>
+      </w:r>
+      <w:r>
+        <w:rPr>
+          <w:rFonts w:ascii="Times New Roman" w:hAnsi="Times New Roman" w:cs="Times New Roman"/>
+          <w:sz w:val="22"/>
+          <w:szCs w:val="22"/>
+        </w:rPr>
+        <w:t xml:space="preserve">Since IPv4 addresses only can only generate 4.3 billion </w:t>
+      </w:r>
+      <w:r>
+        <w:rPr>
+          <w:rFonts w:ascii="Times New Roman" w:hAnsi="Times New Roman" w:cs="Times New Roman"/>
+          <w:sz w:val="22"/>
+          <w:szCs w:val="22"/>
+        </w:rPr>
+        <w:t>different IP addresses</w:t>
+      </w:r>
+      <w:r>
+        <w:rPr>
+          <w:rFonts w:ascii="Times New Roman" w:hAnsi="Times New Roman" w:cs="Times New Roman"/>
+          <w:sz w:val="22"/>
+          <w:szCs w:val="22"/>
+        </w:rPr>
+        <w:t xml:space="preserve">, </w:t>
+      </w:r>
+      <w:r>
+        <w:rPr>
+          <w:rFonts w:ascii="Times New Roman" w:hAnsi="Times New Roman" w:cs="Times New Roman"/>
+          <w:sz w:val="22"/>
+          <w:szCs w:val="22"/>
+        </w:rPr>
+        <w:t xml:space="preserve">there wasn’t enough IP addresses for what was being demanded. </w:t>
+      </w:r>
+      <w:proofErr w:type="gramStart"/>
+      <w:r>
+        <w:rPr>
+          <w:rFonts w:ascii="Times New Roman" w:hAnsi="Times New Roman" w:cs="Times New Roman"/>
+          <w:sz w:val="22"/>
+          <w:szCs w:val="22"/>
+        </w:rPr>
+        <w:t>So</w:t>
+      </w:r>
+      <w:proofErr w:type="gramEnd"/>
+      <w:r>
+        <w:rPr>
+          <w:rFonts w:ascii="Times New Roman" w:hAnsi="Times New Roman" w:cs="Times New Roman"/>
+          <w:sz w:val="22"/>
+          <w:szCs w:val="22"/>
+        </w:rPr>
+        <w:t xml:space="preserve"> NAT </w:t>
+      </w:r>
+      <w:r>
+        <w:rPr>
+          <w:rFonts w:ascii="Times New Roman" w:hAnsi="Times New Roman" w:cs="Times New Roman"/>
+          <w:sz w:val="22"/>
+          <w:szCs w:val="22"/>
+        </w:rPr>
+        <w:t>allows multiple people to use the same IP address.</w:t>
+      </w:r>
+    </w:p>
+    <w:p>
+      <w:pPr>
+        <w:numPr>
+          <w:ilvl w:val="0"/>
+          <w:numId w:val="2"/>
+        </w:numPr>
+        <w:spacing w:line="240" w:lineRule="auto"/>
+        <w:rPr>
+          <w:rFonts w:ascii="Times New Roman" w:hAnsi="Times New Roman" w:cs="Times New Roman"/>
+          <w:sz w:val="22"/>
+          <w:szCs w:val="22"/>
+        </w:rPr>
+      </w:pPr>
+      <w:r>
+        <w:rPr>
+          <w:rFonts w:ascii="Times New Roman" w:hAnsi="Times New Roman" w:cs="Times New Roman"/>
+          <w:sz w:val="22"/>
+          <w:szCs w:val="22"/>
+        </w:rPr>
+        <w:t>What is the difference between NAT and PAT?</w:t>
+      </w:r>
+    </w:p>
+    <w:p>
+      <w:pPr>
+        <w:spacing w:line="240" w:lineRule="auto"/>
+        <w:rPr>
+          <w:rFonts w:ascii="Times New Roman" w:hAnsi="Times New Roman" w:cs="Times New Roman"/>
+          <w:sz w:val="22"/>
+          <w:szCs w:val="22"/>
+        </w:rPr>
+      </w:pPr>
+      <w:r>
+        <w:rPr>
+          <w:rFonts w:ascii="Times New Roman" w:hAnsi="Times New Roman" w:cs="Times New Roman"/>
+          <w:sz w:val="22"/>
+          <w:szCs w:val="22"/>
+        </w:rPr>
+        <w:t>The amount of Private IP addresses to public. NAT is 1 to 1 public and private addresses. PAT</w:t>
+      </w:r>
+      <w:r>
+        <w:rPr>
+          <w:rFonts w:ascii="Times New Roman" w:hAnsi="Times New Roman" w:cs="Times New Roman"/>
+          <w:sz w:val="22"/>
+          <w:szCs w:val="22"/>
+        </w:rPr>
+        <w:t xml:space="preserve"> allows multiple private IP addresses to 1 public IP address.</w:t>
+      </w:r>
+    </w:p>
+    <w:p>
+      <w:pPr>
+        <w:numPr>
+          <w:ilvl w:val="0"/>
+          <w:numId w:val="2"/>
+        </w:numPr>
+        <w:spacing w:line="240" w:lineRule="auto"/>
+        <w:rPr>
+          <w:rFonts w:ascii="Times New Roman" w:hAnsi="Times New Roman" w:cs="Times New Roman"/>
+          <w:sz w:val="22"/>
+          <w:szCs w:val="22"/>
+        </w:rPr>
+      </w:pPr>
+      <w:r>
+        <w:rPr>
+          <w:rFonts w:ascii="Times New Roman" w:hAnsi="Times New Roman" w:cs="Times New Roman"/>
+          <w:sz w:val="22"/>
+          <w:szCs w:val="22"/>
+        </w:rPr>
+        <w:t>What part of this lab was most confusing and why?</w:t>
+      </w:r>
+    </w:p>
+    <w:p>
+      <w:pPr>
+        <w:spacing w:line="240" w:lineRule="auto"/>
+        <w:rPr>
+          <w:rFonts w:ascii="Times New Roman" w:hAnsi="Times New Roman" w:cs="Times New Roman"/>
+          <w:sz w:val="22"/>
+          <w:szCs w:val="22"/>
+        </w:rPr>
+      </w:pPr>
+      <w:r>
+        <w:rPr>
+          <w:rFonts w:ascii="Times New Roman" w:hAnsi="Times New Roman" w:cs="Times New Roman"/>
+          <w:sz w:val="22"/>
+          <w:szCs w:val="22"/>
+        </w:rPr>
+        <w:lastRenderedPageBreak/>
+        <w:t xml:space="preserve">Configuring the IP addresses and the routes was most confusing for me because I’m still getting the hang of using Cisco, I had to resort to AI for help in getting </w:t>
+      </w:r>
+      <w:r>
+        <w:rPr>
+          <w:rFonts w:ascii="Times New Roman" w:hAnsi="Times New Roman" w:cs="Times New Roman"/>
+          <w:sz w:val="22"/>
+          <w:szCs w:val="22"/>
+        </w:rPr>
+        <w:t>the routes because little problems would come up and I didn’t know how to fix them.</w:t>
+      </w:r>
+    </w:p>
+    <w:p>
+      <w:pPr>
+        <w:numPr>
+          <w:ilvl w:val="0"/>
+          <w:numId w:val="2"/>
+        </w:numPr>
+        <w:spacing w:line="240" w:lineRule="auto"/>
+        <w:rPr>
+          <w:rFonts w:ascii="Times New Roman" w:hAnsi="Times New Roman" w:cs="Times New Roman"/>
+          <w:sz w:val="22"/>
+          <w:szCs w:val="22"/>
+        </w:rPr>
+      </w:pPr>
+      <w:r>
+        <w:rPr>
+          <w:rFonts w:ascii="Times New Roman" w:hAnsi="Times New Roman" w:cs="Times New Roman"/>
+          <w:sz w:val="22"/>
+          <w:szCs w:val="22"/>
+        </w:rPr>
+        <w:t>What issue did you run into and what do you THINK caused it?</w:t>
+      </w:r>
+    </w:p>
+    <w:p>
+      <w:pPr>
+        <w:spacing w:line="240" w:lineRule="auto"/>
+        <w:rPr>
+          <w:rFonts w:ascii="Times New Roman" w:hAnsi="Times New Roman" w:cs="Times New Roman"/>
+          <w:sz w:val="22"/>
+          <w:szCs w:val="22"/>
+        </w:rPr>
+      </w:pPr>
+      <w:r>
+        <w:rPr>
+          <w:rFonts w:ascii="Times New Roman" w:hAnsi="Times New Roman" w:cs="Times New Roman"/>
+          <w:sz w:val="22"/>
+          <w:szCs w:val="22"/>
+        </w:rPr>
+        <w:t xml:space="preserve">The main issue I ran into was remembering which ports the cords were plugged into. My first try on the assignment, the routers I picked didn’t have enough </w:t>
+      </w:r>
+      <w:proofErr w:type="gramStart"/>
+      <w:r>
+        <w:rPr>
+          <w:rFonts w:ascii="Times New Roman" w:hAnsi="Times New Roman" w:cs="Times New Roman"/>
+          <w:sz w:val="22"/>
+          <w:szCs w:val="22"/>
+        </w:rPr>
+        <w:t>ports</w:t>
+      </w:r>
+      <w:proofErr w:type="gramEnd"/>
+      <w:r>
+        <w:rPr>
+          <w:rFonts w:ascii="Times New Roman" w:hAnsi="Times New Roman" w:cs="Times New Roman"/>
+          <w:sz w:val="22"/>
+          <w:szCs w:val="22"/>
+        </w:rPr>
+        <w:t xml:space="preserve"> </w:t>
+      </w:r>
+      <w:proofErr w:type="gramStart"/>
+      <w:r>
+        <w:rPr>
+          <w:rFonts w:ascii="Times New Roman" w:hAnsi="Times New Roman" w:cs="Times New Roman"/>
+          <w:sz w:val="22"/>
+          <w:szCs w:val="22"/>
+        </w:rPr>
+        <w:t>all of</w:t>
+      </w:r>
+      <w:proofErr w:type="gramEnd"/>
+      <w:r>
+        <w:rPr>
+          <w:rFonts w:ascii="Times New Roman" w:hAnsi="Times New Roman" w:cs="Times New Roman"/>
+          <w:sz w:val="22"/>
+          <w:szCs w:val="22"/>
+        </w:rPr>
+        <w:t xml:space="preserve"> the </w:t>
+      </w:r>
+      <w:proofErr w:type="gramStart"/>
+      <w:r>
+        <w:rPr>
+          <w:rFonts w:ascii="Times New Roman" w:hAnsi="Times New Roman" w:cs="Times New Roman"/>
+          <w:sz w:val="22"/>
+          <w:szCs w:val="22"/>
+        </w:rPr>
+        <w:t>cords that</w:t>
+      </w:r>
+      <w:proofErr w:type="gramEnd"/>
+      <w:r>
+        <w:rPr>
+          <w:rFonts w:ascii="Times New Roman" w:hAnsi="Times New Roman" w:cs="Times New Roman"/>
+          <w:sz w:val="22"/>
+          <w:szCs w:val="22"/>
+        </w:rPr>
+        <w:t xml:space="preserve"> needed to be connected. </w:t>
+      </w:r>
+      <w:r>
+        <w:rPr>
+          <w:rFonts w:ascii="Times New Roman" w:hAnsi="Times New Roman" w:cs="Times New Roman"/>
+          <w:sz w:val="22"/>
+          <w:szCs w:val="22"/>
+        </w:rPr>
+        <w:t xml:space="preserve">This was super frustrating to figure out that all I had to do was pull the modules from the left side of the physical tab </w:t>
+      </w:r>
+      <w:r>
+        <w:rPr>
+          <w:rFonts w:ascii="Times New Roman" w:hAnsi="Times New Roman" w:cs="Times New Roman"/>
+          <w:sz w:val="22"/>
+          <w:szCs w:val="22"/>
+        </w:rPr>
+        <w:t xml:space="preserve">and put them in the router. Which presented its own set of problems later when I was configuring the IP addresses. Ultimately what I think caused the problem was my </w:t>
+      </w:r>
+      <w:r>
+        <w:rPr>
+          <w:rFonts w:ascii="Times New Roman" w:hAnsi="Times New Roman" w:cs="Times New Roman"/>
+          <w:sz w:val="22"/>
+          <w:szCs w:val="22"/>
+        </w:rPr>
+        <w:t xml:space="preserve">fear of messing things up so I </w:t>
+      </w:r>
+      <w:proofErr w:type="gramStart"/>
+      <w:r>
+        <w:rPr>
+          <w:rFonts w:ascii="Times New Roman" w:hAnsi="Times New Roman" w:cs="Times New Roman"/>
+          <w:sz w:val="22"/>
+          <w:szCs w:val="22"/>
+        </w:rPr>
+        <w:t>would just</w:t>
+      </w:r>
+      <w:proofErr w:type="gramEnd"/>
+      <w:r>
+        <w:rPr>
+          <w:rFonts w:ascii="Times New Roman" w:hAnsi="Times New Roman" w:cs="Times New Roman"/>
+          <w:sz w:val="22"/>
+          <w:szCs w:val="22"/>
+        </w:rPr>
+        <w:t xml:space="preserve"> do barely what I needed to and not do anything that I didn’t know would absolutely work. </w:t>
+      </w:r>
+      <w:proofErr w:type="gramStart"/>
+      <w:r>
+        <w:rPr>
+          <w:rFonts w:ascii="Times New Roman" w:hAnsi="Times New Roman" w:cs="Times New Roman"/>
+          <w:sz w:val="22"/>
+          <w:szCs w:val="22"/>
+        </w:rPr>
+        <w:t>So</w:t>
+      </w:r>
+      <w:proofErr w:type="gramEnd"/>
+      <w:r>
+        <w:rPr>
+          <w:rFonts w:ascii="Times New Roman" w:hAnsi="Times New Roman" w:cs="Times New Roman"/>
+          <w:sz w:val="22"/>
+          <w:szCs w:val="22"/>
+        </w:rPr>
+        <w:t xml:space="preserve"> I need to not be afraid of breaking the program because </w:t>
+      </w:r>
+      <w:proofErr w:type="gramStart"/>
+      <w:r>
+        <w:rPr>
+          <w:rFonts w:ascii="Times New Roman" w:hAnsi="Times New Roman" w:cs="Times New Roman"/>
+          <w:sz w:val="22"/>
+          <w:szCs w:val="22"/>
+        </w:rPr>
+        <w:t>its</w:t>
+      </w:r>
+      <w:proofErr w:type="gramEnd"/>
+      <w:r>
+        <w:rPr>
+          <w:rFonts w:ascii="Times New Roman" w:hAnsi="Times New Roman" w:cs="Times New Roman"/>
+          <w:sz w:val="22"/>
+          <w:szCs w:val="22"/>
+        </w:rPr>
+        <w:t xml:space="preserve"> better I break it now than </w:t>
+      </w:r>
+      <w:r>
+        <w:rPr>
+          <w:rFonts w:ascii="Times New Roman" w:hAnsi="Times New Roman" w:cs="Times New Roman"/>
+          <w:sz w:val="22"/>
+          <w:szCs w:val="22"/>
+        </w:rPr>
+        <w:t xml:space="preserve">during a job and causing a bunch of </w:t>
+      </w:r>
+      <w:proofErr w:type="gramStart"/>
+      <w:r>
+        <w:rPr>
+          <w:rFonts w:ascii="Times New Roman" w:hAnsi="Times New Roman" w:cs="Times New Roman"/>
+          <w:sz w:val="22"/>
+          <w:szCs w:val="22"/>
+        </w:rPr>
+        <w:t>real world</w:t>
+      </w:r>
+      <w:proofErr w:type="gramEnd"/>
+      <w:r>
+        <w:rPr>
+          <w:rFonts w:ascii="Times New Roman" w:hAnsi="Times New Roman" w:cs="Times New Roman"/>
+          <w:sz w:val="22"/>
+          <w:szCs w:val="22"/>
+        </w:rPr>
+        <w:t xml:space="preserve"> problems.</w:t>
+      </w:r>
     </w:p>
     <w:sectPr>
       <w:pgSz w:w="12240" w:h="15840"/>
@@ -318,6 +1644,279 @@
     </w:sectPr>
   </w:body>
 </w:document>
+</file>
+
+<file path=word/numbering.xml><?xml version="1.0" encoding="utf-8"?>
+<w:numbering xmlns:wpc="http://schemas.microsoft.com/office/word/2010/wordprocessingCanvas" xmlns:cx="http://schemas.microsoft.com/office/drawing/2014/chartex" xmlns:cx1="http://schemas.microsoft.com/office/drawing/2015/9/8/chartex" xmlns:cx2="http://schemas.microsoft.com/office/drawing/2015/10/21/chartex" xmlns:cx3="http://schemas.microsoft.com/office/drawing/2016/5/9/chartex" xmlns:cx4="http://schemas.microsoft.com/office/drawing/2016/5/10/chartex" xmlns:cx5="http://schemas.microsoft.com/office/drawing/2016/5/11/chartex" xmlns:cx6="http://schemas.microsoft.com/office/drawing/2016/5/12/chartex" xmlns:cx7="http://schemas.microsoft.com/office/drawing/2016/5/13/chartex" xmlns:cx8="http://schemas.microsoft.com/office/drawing/2016/5/14/chartex" xmlns:mc="http://schemas.openxmlformats.org/markup-compatibility/2006" xmlns:aink="http://schemas.microsoft.com/office/drawing/2016/ink" xmlns:am3d="http://schemas.microsoft.com/office/drawing/2017/model3d" xmlns:o="urn:schemas-microsoft-com:office:office" xmlns:oel="http://schemas.microsoft.com/office/2019/extlst" xmlns:r="http://schemas.openxmlformats.org/officeDocument/2006/relationships" xmlns:m="http://schemas.openxmlformats.org/officeDocument/2006/math" xmlns:v="urn:schemas-microsoft-com:vml" xmlns:wp14="http://schemas.microsoft.com/office/word/2010/wordprocessingDrawing" xmlns:wp="http://schemas.openxmlformats.org/drawingml/2006/wordprocessingDrawing" xmlns:w10="urn:schemas-microsoft-com:office:word" xmlns:w="http://schemas.openxmlformats.org/wordprocessingml/2006/main" xmlns:w14="http://schemas.microsoft.com/office/word/2010/wordml" xmlns:w15="http://schemas.microsoft.com/office/word/2012/wordml" xmlns:w16cex="http://schemas.microsoft.com/office/word/2018/wordml/cex" xmlns:w16cid="http://schemas.microsoft.com/office/word/2016/wordml/cid" xmlns:w16="http://schemas.microsoft.com/office/word/2018/wordml" xmlns:w16du="http://schemas.microsoft.com/office/word/2023/wordml/word16du" xmlns:w16sdtdh="http://schemas.microsoft.com/office/word/2020/wordml/sdtdatahash" xmlns:w16sdtfl="http://schemas.microsoft.com/office/word/2024/wordml/sdtformatlock" xmlns:w16se="http://schemas.microsoft.com/office/word/2015/wordml/symex" xmlns:wpg="http://schemas.microsoft.com/office/word/2010/wordprocessingGroup" xmlns:wpi="http://schemas.microsoft.com/office/word/2010/wordprocessingInk" xmlns:wne="http://schemas.microsoft.com/office/word/2006/wordml" xmlns:wps="http://schemas.microsoft.com/office/word/2010/wordprocessingShape" mc:Ignorable="w14 w15 w16se w16cid w16 w16cex w16sdtdh w16sdtfl w16du wp14">
+  <w:abstractNum w:abstractNumId="0" w15:restartNumberingAfterBreak="0">
+    <w:nsid w:val="1E530A45"/>
+    <w:multiLevelType w:val="multilevel"/>
+    <w:tmpl w:val="2FC28A1C"/>
+    <w:lvl w:ilvl="0">
+      <w:start w:val="1"/>
+      <w:numFmt w:val="decimal"/>
+      <w:lvlText w:val="%1."/>
+      <w:lvlJc w:val="left"/>
+      <w:pPr>
+        <w:tabs>
+          <w:tab w:val="num" w:pos="720"/>
+        </w:tabs>
+        <w:ind w:left="720" w:hanging="360"/>
+      </w:pPr>
+    </w:lvl>
+    <w:lvl w:ilvl="1" w:tentative="1">
+      <w:start w:val="1"/>
+      <w:numFmt w:val="decimal"/>
+      <w:lvlText w:val="%2."/>
+      <w:lvlJc w:val="left"/>
+      <w:pPr>
+        <w:tabs>
+          <w:tab w:val="num" w:pos="1440"/>
+        </w:tabs>
+        <w:ind w:left="1440" w:hanging="360"/>
+      </w:pPr>
+    </w:lvl>
+    <w:lvl w:ilvl="2" w:tentative="1">
+      <w:start w:val="1"/>
+      <w:numFmt w:val="decimal"/>
+      <w:lvlText w:val="%3."/>
+      <w:lvlJc w:val="left"/>
+      <w:pPr>
+        <w:tabs>
+          <w:tab w:val="num" w:pos="2160"/>
+        </w:tabs>
+        <w:ind w:left="2160" w:hanging="360"/>
+      </w:pPr>
+    </w:lvl>
+    <w:lvl w:ilvl="3" w:tentative="1">
+      <w:start w:val="1"/>
+      <w:numFmt w:val="decimal"/>
+      <w:lvlText w:val="%4."/>
+      <w:lvlJc w:val="left"/>
+      <w:pPr>
+        <w:tabs>
+          <w:tab w:val="num" w:pos="2880"/>
+        </w:tabs>
+        <w:ind w:left="2880" w:hanging="360"/>
+      </w:pPr>
+    </w:lvl>
+    <w:lvl w:ilvl="4" w:tentative="1">
+      <w:start w:val="1"/>
+      <w:numFmt w:val="decimal"/>
+      <w:lvlText w:val="%5."/>
+      <w:lvlJc w:val="left"/>
+      <w:pPr>
+        <w:tabs>
+          <w:tab w:val="num" w:pos="3600"/>
+        </w:tabs>
+        <w:ind w:left="3600" w:hanging="360"/>
+      </w:pPr>
+    </w:lvl>
+    <w:lvl w:ilvl="5" w:tentative="1">
+      <w:start w:val="1"/>
+      <w:numFmt w:val="decimal"/>
+      <w:lvlText w:val="%6."/>
+      <w:lvlJc w:val="left"/>
+      <w:pPr>
+        <w:tabs>
+          <w:tab w:val="num" w:pos="4320"/>
+        </w:tabs>
+        <w:ind w:left="4320" w:hanging="360"/>
+      </w:pPr>
+    </w:lvl>
+    <w:lvl w:ilvl="6" w:tentative="1">
+      <w:start w:val="1"/>
+      <w:numFmt w:val="decimal"/>
+      <w:lvlText w:val="%7."/>
+      <w:lvlJc w:val="left"/>
+      <w:pPr>
+        <w:tabs>
+          <w:tab w:val="num" w:pos="5040"/>
+        </w:tabs>
+        <w:ind w:left="5040" w:hanging="360"/>
+      </w:pPr>
+    </w:lvl>
+    <w:lvl w:ilvl="7" w:tentative="1">
+      <w:start w:val="1"/>
+      <w:numFmt w:val="decimal"/>
+      <w:lvlText w:val="%8."/>
+      <w:lvlJc w:val="left"/>
+      <w:pPr>
+        <w:tabs>
+          <w:tab w:val="num" w:pos="5760"/>
+        </w:tabs>
+        <w:ind w:left="5760" w:hanging="360"/>
+      </w:pPr>
+    </w:lvl>
+    <w:lvl w:ilvl="8" w:tentative="1">
+      <w:start w:val="1"/>
+      <w:numFmt w:val="decimal"/>
+      <w:lvlText w:val="%9."/>
+      <w:lvlJc w:val="left"/>
+      <w:pPr>
+        <w:tabs>
+          <w:tab w:val="num" w:pos="6480"/>
+        </w:tabs>
+        <w:ind w:left="6480" w:hanging="360"/>
+      </w:pPr>
+    </w:lvl>
+  </w:abstractNum>
+  <w:abstractNum w:abstractNumId="1" w15:restartNumberingAfterBreak="0">
+    <w:nsid w:val="3F387573"/>
+    <w:multiLevelType w:val="multilevel"/>
+    <w:tmpl w:val="3A02F272"/>
+    <w:lvl w:ilvl="0">
+      <w:start w:val="1"/>
+      <w:numFmt w:val="bullet"/>
+      <w:lvlText w:val=""/>
+      <w:lvlJc w:val="left"/>
+      <w:pPr>
+        <w:tabs>
+          <w:tab w:val="num" w:pos="720"/>
+        </w:tabs>
+        <w:ind w:left="720" w:hanging="360"/>
+      </w:pPr>
+      <w:rPr>
+        <w:rFonts w:ascii="Symbol" w:hAnsi="Symbol" w:hint="default"/>
+        <w:sz w:val="20"/>
+      </w:rPr>
+    </w:lvl>
+    <w:lvl w:ilvl="1" w:tentative="1">
+      <w:start w:val="1"/>
+      <w:numFmt w:val="bullet"/>
+      <w:lvlText w:val="o"/>
+      <w:lvlJc w:val="left"/>
+      <w:pPr>
+        <w:tabs>
+          <w:tab w:val="num" w:pos="1440"/>
+        </w:tabs>
+        <w:ind w:left="1440" w:hanging="360"/>
+      </w:pPr>
+      <w:rPr>
+        <w:rFonts w:ascii="Courier New" w:hAnsi="Courier New" w:hint="default"/>
+        <w:sz w:val="20"/>
+      </w:rPr>
+    </w:lvl>
+    <w:lvl w:ilvl="2" w:tentative="1">
+      <w:start w:val="1"/>
+      <w:numFmt w:val="bullet"/>
+      <w:lvlText w:val=""/>
+      <w:lvlJc w:val="left"/>
+      <w:pPr>
+        <w:tabs>
+          <w:tab w:val="num" w:pos="2160"/>
+        </w:tabs>
+        <w:ind w:left="2160" w:hanging="360"/>
+      </w:pPr>
+      <w:rPr>
+        <w:rFonts w:ascii="Wingdings" w:hAnsi="Wingdings" w:hint="default"/>
+        <w:sz w:val="20"/>
+      </w:rPr>
+    </w:lvl>
+    <w:lvl w:ilvl="3" w:tentative="1">
+      <w:start w:val="1"/>
+      <w:numFmt w:val="bullet"/>
+      <w:lvlText w:val=""/>
+      <w:lvlJc w:val="left"/>
+      <w:pPr>
+        <w:tabs>
+          <w:tab w:val="num" w:pos="2880"/>
+        </w:tabs>
+        <w:ind w:left="2880" w:hanging="360"/>
+      </w:pPr>
+      <w:rPr>
+        <w:rFonts w:ascii="Wingdings" w:hAnsi="Wingdings" w:hint="default"/>
+        <w:sz w:val="20"/>
+      </w:rPr>
+    </w:lvl>
+    <w:lvl w:ilvl="4" w:tentative="1">
+      <w:start w:val="1"/>
+      <w:numFmt w:val="bullet"/>
+      <w:lvlText w:val=""/>
+      <w:lvlJc w:val="left"/>
+      <w:pPr>
+        <w:tabs>
+          <w:tab w:val="num" w:pos="3600"/>
+        </w:tabs>
+        <w:ind w:left="3600" w:hanging="360"/>
+      </w:pPr>
+      <w:rPr>
+        <w:rFonts w:ascii="Wingdings" w:hAnsi="Wingdings" w:hint="default"/>
+        <w:sz w:val="20"/>
+      </w:rPr>
+    </w:lvl>
+    <w:lvl w:ilvl="5" w:tentative="1">
+      <w:start w:val="1"/>
+      <w:numFmt w:val="bullet"/>
+      <w:lvlText w:val=""/>
+      <w:lvlJc w:val="left"/>
+      <w:pPr>
+        <w:tabs>
+          <w:tab w:val="num" w:pos="4320"/>
+        </w:tabs>
+        <w:ind w:left="4320" w:hanging="360"/>
+      </w:pPr>
+      <w:rPr>
+        <w:rFonts w:ascii="Wingdings" w:hAnsi="Wingdings" w:hint="default"/>
+        <w:sz w:val="20"/>
+      </w:rPr>
+    </w:lvl>
+    <w:lvl w:ilvl="6" w:tentative="1">
+      <w:start w:val="1"/>
+      <w:numFmt w:val="bullet"/>
+      <w:lvlText w:val=""/>
+      <w:lvlJc w:val="left"/>
+      <w:pPr>
+        <w:tabs>
+          <w:tab w:val="num" w:pos="5040"/>
+        </w:tabs>
+        <w:ind w:left="5040" w:hanging="360"/>
+      </w:pPr>
+      <w:rPr>
+        <w:rFonts w:ascii="Wingdings" w:hAnsi="Wingdings" w:hint="default"/>
+        <w:sz w:val="20"/>
+      </w:rPr>
+    </w:lvl>
+    <w:lvl w:ilvl="7" w:tentative="1">
+      <w:start w:val="1"/>
+      <w:numFmt w:val="bullet"/>
+      <w:lvlText w:val=""/>
+      <w:lvlJc w:val="left"/>
+      <w:pPr>
+        <w:tabs>
+          <w:tab w:val="num" w:pos="5760"/>
+        </w:tabs>
+        <w:ind w:left="5760" w:hanging="360"/>
+      </w:pPr>
+      <w:rPr>
+        <w:rFonts w:ascii="Wingdings" w:hAnsi="Wingdings" w:hint="default"/>
+        <w:sz w:val="20"/>
+      </w:rPr>
+    </w:lvl>
+    <w:lvl w:ilvl="8" w:tentative="1">
+      <w:start w:val="1"/>
+      <w:numFmt w:val="bullet"/>
+      <w:lvlText w:val=""/>
+      <w:lvlJc w:val="left"/>
+      <w:pPr>
+        <w:tabs>
+          <w:tab w:val="num" w:pos="6480"/>
+        </w:tabs>
+        <w:ind w:left="6480" w:hanging="360"/>
+      </w:pPr>
+      <w:rPr>
+        <w:rFonts w:ascii="Wingdings" w:hAnsi="Wingdings" w:hint="default"/>
+        <w:sz w:val="20"/>
+      </w:rPr>
+    </w:lvl>
+  </w:abstractNum>
+  <w:num w:numId="1" w16cid:durableId="1160730575">
+    <w:abstractNumId w:val="1"/>
+  </w:num>
+  <w:num w:numId="2" w16cid:durableId="2081754965">
+    <w:abstractNumId w:val="0"/>
+  </w:num>
+</w:numbering>
 </file>
 
 <file path=word/styles.xml><?xml version="1.0" encoding="utf-8"?>
@@ -923,7 +2522,6 @@
   <w:style w:type="character" w:default="1" w:styleId="DefaultParagraphFont">
     <w:name w:val="Default Paragraph Font"/>
     <w:uiPriority w:val="1"/>
-    <w:semiHidden/>
     <w:unhideWhenUsed/>
   </w:style>
   <w:style w:type="table" w:default="1" w:styleId="TableNormal">
